--- a/docs/content/t_tests_2/t_tests_2_lecture.docx
+++ b/docs/content/t_tests_2/t_tests_2_lecture.docx
@@ -31,7 +31,7 @@
         <w:pStyle w:val="Date"/>
       </w:pPr>
       <w:r>
-        <w:t xml:space="preserve">2026-08-27</w:t>
+        <w:t xml:space="preserve">2026-09-01</w:t>
       </w:r>
     </w:p>
     <w:bookmarkStart w:id="12" w:name="where-we-left-off-lecture-09-t-tests-i"/>

--- a/docs/content/t_tests_2/t_tests_2_lecture.docx
+++ b/docs/content/t_tests_2/t_tests_2_lecture.docx
@@ -31,7 +31,7 @@
         <w:pStyle w:val="Date"/>
       </w:pPr>
       <w:r>
-        <w:t xml:space="preserve">2026-09-01</w:t>
+        <w:t xml:space="preserve">2026-09-03</w:t>
       </w:r>
     </w:p>
     <w:bookmarkStart w:id="12" w:name="where-we-left-off-lecture-09-t-tests-i"/>

--- a/docs/content/t_tests_2/t_tests_2_lecture.docx
+++ b/docs/content/t_tests_2/t_tests_2_lecture.docx
@@ -5219,7 +5219,7 @@
       <w:r>
         <w:drawing>
           <wp:inline>
-            <wp:extent cx="5943600" cy="5943600"/>
+            <wp:extent cx="2286000" cy="2286000"/>
             <wp:effectExtent b="0" l="0" r="0" t="0"/>
             <wp:docPr descr="" title="" id="37" name="Picture"/>
             <a:graphic>
@@ -5240,7 +5240,7 @@
                   <pic:spPr bwMode="auto">
                     <a:xfrm>
                       <a:off x="0" y="0"/>
-                      <a:ext cx="5943600" cy="5943600"/>
+                      <a:ext cx="2286000" cy="2286000"/>
                     </a:xfrm>
                     <a:prstGeom prst="rect">
                       <a:avLst/>
@@ -8345,8 +8345,8 @@
       <w:rFonts w:asciiTheme="majorHAnsi" w:cstheme="majorBidi" w:eastAsiaTheme="majorEastAsia" w:hAnsiTheme="majorHAnsi"/>
       <w:spacing w:val="-10"/>
       <w:kern w:val="28"/>
-      <w:sz w:val="56"/>
-      <w:szCs w:val="56"/>
+      <w:sz w:val="40"/>
+      <w:szCs w:val="40"/>
     </w:rPr>
   </w:style>
   <w:style w:customStyle="1" w:styleId="TitleChar" w:type="character">
@@ -8359,8 +8359,8 @@
       <w:rFonts w:asciiTheme="majorHAnsi" w:cstheme="majorBidi" w:eastAsiaTheme="majorEastAsia" w:hAnsiTheme="majorHAnsi"/>
       <w:spacing w:val="-10"/>
       <w:kern w:val="28"/>
-      <w:sz w:val="56"/>
-      <w:szCs w:val="56"/>
+      <w:sz w:val="40"/>
+      <w:szCs w:val="40"/>
     </w:rPr>
   </w:style>
   <w:style w:styleId="Subtitle" w:type="paragraph">

--- a/docs/content/t_tests_2/t_tests_2_lecture.docx
+++ b/docs/content/t_tests_2/t_tests_2_lecture.docx
@@ -31,7 +31,7 @@
         <w:pStyle w:val="Date"/>
       </w:pPr>
       <w:r>
-        <w:t xml:space="preserve">2026-09-03</w:t>
+        <w:t xml:space="preserve">2026-09-04</w:t>
       </w:r>
     </w:p>
     <w:bookmarkStart w:id="12" w:name="where-we-left-off-lecture-09-t-tests-i"/>
